--- a/Документация/Инвестиционный ПОРТФЕЛЬ.docx
+++ b/Документация/Инвестиционный ПОРТФЕЛЬ.docx
@@ -289,6 +289,159 @@
         <w:t>README</w:t>
       </w:r>
     </w:p>
+    <w:p>
+      <w:pPr>
+        <w:rPr>
+          <w:b/>
+          <w:bCs/>
+          <w:lang w:val="en-US"/>
+        </w:rPr>
+      </w:pPr>
+      <w:r>
+        <w:rPr>
+          <w:b/>
+          <w:bCs/>
+        </w:rPr>
+        <w:t>Requirements</w:t>
+      </w:r>
+      <w:r>
+        <w:rPr>
+          <w:b/>
+          <w:bCs/>
+          <w:lang w:val="en-US"/>
+        </w:rPr>
+        <w:t xml:space="preserve"> </w:t>
+      </w:r>
+      <w:r>
+        <w:rPr>
+          <w:b/>
+          <w:bCs/>
+        </w:rPr>
+        <w:t xml:space="preserve">для </w:t>
+      </w:r>
+      <w:r>
+        <w:rPr>
+          <w:b/>
+          <w:bCs/>
+          <w:lang w:val="en-US"/>
+        </w:rPr>
+        <w:t>API investing</w:t>
+      </w:r>
+    </w:p>
+    <w:p>
+      <w:pPr>
+        <w:numPr>
+          <w:ilvl w:val="0"/>
+          <w:numId w:val="18"/>
+        </w:numPr>
+      </w:pPr>
+      <w:hyperlink r:id="rId7" w:history="1">
+        <w:r>
+          <w:rPr>
+            <w:rStyle w:val="ac"/>
+          </w:rPr>
+          <w:t>Python</w:t>
+        </w:r>
+      </w:hyperlink>
+      <w:r>
+        <w:t> &gt;= 3.6+</w:t>
+      </w:r>
+    </w:p>
+    <w:p>
+      <w:pPr>
+        <w:numPr>
+          <w:ilvl w:val="0"/>
+          <w:numId w:val="18"/>
+        </w:numPr>
+      </w:pPr>
+      <w:hyperlink r:id="rId8" w:history="1">
+        <w:r>
+          <w:rPr>
+            <w:rStyle w:val="ac"/>
+          </w:rPr>
+          <w:t>Pandas</w:t>
+        </w:r>
+      </w:hyperlink>
+      <w:r>
+        <w:t> &gt;= 1.0.0</w:t>
+      </w:r>
+    </w:p>
+    <w:p>
+      <w:pPr>
+        <w:numPr>
+          <w:ilvl w:val="0"/>
+          <w:numId w:val="18"/>
+        </w:numPr>
+      </w:pPr>
+      <w:hyperlink r:id="rId9" w:history="1">
+        <w:r>
+          <w:rPr>
+            <w:rStyle w:val="ac"/>
+          </w:rPr>
+          <w:t>Numpy</w:t>
+        </w:r>
+      </w:hyperlink>
+      <w:r>
+        <w:t> &gt;= 1.18.1</w:t>
+      </w:r>
+    </w:p>
+    <w:p>
+      <w:pPr>
+        <w:numPr>
+          <w:ilvl w:val="0"/>
+          <w:numId w:val="18"/>
+        </w:numPr>
+      </w:pPr>
+      <w:hyperlink r:id="rId10" w:history="1">
+        <w:r>
+          <w:rPr>
+            <w:rStyle w:val="ac"/>
+          </w:rPr>
+          <w:t>Requests</w:t>
+        </w:r>
+      </w:hyperlink>
+      <w:r>
+        <w:t> &gt;= 2.21.0</w:t>
+      </w:r>
+    </w:p>
+    <w:p>
+      <w:pPr>
+        <w:numPr>
+          <w:ilvl w:val="0"/>
+          <w:numId w:val="18"/>
+        </w:numPr>
+      </w:pPr>
+      <w:hyperlink r:id="rId11" w:history="1">
+        <w:r>
+          <w:rPr>
+            <w:rStyle w:val="ac"/>
+          </w:rPr>
+          <w:t>Websocket-client</w:t>
+        </w:r>
+      </w:hyperlink>
+      <w:r>
+        <w:t> &gt;= 0.57.0</w:t>
+      </w:r>
+    </w:p>
+    <w:p>
+      <w:pPr>
+        <w:numPr>
+          <w:ilvl w:val="0"/>
+          <w:numId w:val="18"/>
+        </w:numPr>
+      </w:pPr>
+      <w:hyperlink r:id="rId12" w:history="1">
+        <w:r>
+          <w:rPr>
+            <w:rStyle w:val="ac"/>
+          </w:rPr>
+          <w:t>PyQuery</w:t>
+        </w:r>
+      </w:hyperlink>
+      <w:r>
+        <w:t> &gt;= 1.2</w:t>
+      </w:r>
+    </w:p>
     <w:p/>
     <w:p>
       <w:pPr>
@@ -1654,6 +1807,155 @@
 <file path=word/numbering.xml><?xml version="1.0" encoding="utf-8"?>
 <w:numbering xmlns:wpc="http://schemas.microsoft.com/office/word/2010/wordprocessingCanvas" xmlns:cx="http://schemas.microsoft.com/office/drawing/2014/chartex" xmlns:cx1="http://schemas.microsoft.com/office/drawing/2015/9/8/chartex" xmlns:cx2="http://schemas.microsoft.com/office/drawing/2015/10/21/chartex" xmlns:cx3="http://schemas.microsoft.com/office/drawing/2016/5/9/chartex" xmlns:cx4="http://schemas.microsoft.com/office/drawing/2016/5/10/chartex" xmlns:cx5="http://schemas.microsoft.com/office/drawing/2016/5/11/chartex" xmlns:cx6="http://schemas.microsoft.com/office/drawing/2016/5/12/chartex" xmlns:cx7="http://schemas.microsoft.com/office/drawing/2016/5/13/chartex" xmlns:cx8="http://schemas.microsoft.com/office/drawing/2016/5/14/chartex" xmlns:mc="http://schemas.openxmlformats.org/markup-compatibility/2006" xmlns:aink="http://schemas.microsoft.com/office/drawing/2016/ink" xmlns:am3d="http://schemas.microsoft.com/office/drawing/2017/model3d" xmlns:o="urn:schemas-microsoft-com:office:office" xmlns:oel="http://schemas.microsoft.com/office/2019/extlst" xmlns:r="http://schemas.openxmlformats.org/officeDocument/2006/relationships" xmlns:m="http://schemas.openxmlformats.org/officeDocument/2006/math" xmlns:v="urn:schemas-microsoft-com:vml" xmlns:wp14="http://schemas.microsoft.com/office/word/2010/wordprocessingDrawing" xmlns:wp="http://schemas.openxmlformats.org/drawingml/2006/wordprocessingDrawing" xmlns:w10="urn:schemas-microsoft-com:office:word" xmlns:w="http://schemas.openxmlformats.org/wordprocessingml/2006/main" xmlns:w14="http://schemas.microsoft.com/office/word/2010/wordml" xmlns:w15="http://schemas.microsoft.com/office/word/2012/wordml" xmlns:w16cex="http://schemas.microsoft.com/office/word/2018/wordml/cex" xmlns:w16cid="http://schemas.microsoft.com/office/word/2016/wordml/cid" xmlns:w16="http://schemas.microsoft.com/office/word/2018/wordml" xmlns:w16sdtdh="http://schemas.microsoft.com/office/word/2020/wordml/sdtdatahash" xmlns:w16se="http://schemas.microsoft.com/office/word/2015/wordml/symex" xmlns:wpg="http://schemas.microsoft.com/office/word/2010/wordprocessingGroup" xmlns:wpi="http://schemas.microsoft.com/office/word/2010/wordprocessingInk" xmlns:wne="http://schemas.microsoft.com/office/word/2006/wordml" xmlns:wps="http://schemas.microsoft.com/office/word/2010/wordprocessingShape" mc:Ignorable="w14 w15 w16se w16cid w16 w16cex w16sdtdh wp14">
   <w:abstractNum w:abstractNumId="0" w15:restartNumberingAfterBreak="0">
+    <w:nsid w:val="064C423C"/>
+    <w:multiLevelType w:val="multilevel"/>
+    <w:tmpl w:val="54C8E332"/>
+    <w:lvl w:ilvl="0">
+      <w:start w:val="1"/>
+      <w:numFmt w:val="bullet"/>
+      <w:lvlText w:val=""/>
+      <w:lvlJc w:val="left"/>
+      <w:pPr>
+        <w:tabs>
+          <w:tab w:val="num" w:pos="720"/>
+        </w:tabs>
+        <w:ind w:left="720" w:hanging="360"/>
+      </w:pPr>
+      <w:rPr>
+        <w:rFonts w:ascii="Symbol" w:hAnsi="Symbol" w:hint="default"/>
+        <w:sz w:val="20"/>
+      </w:rPr>
+    </w:lvl>
+    <w:lvl w:ilvl="1" w:tentative="1">
+      <w:start w:val="1"/>
+      <w:numFmt w:val="bullet"/>
+      <w:lvlText w:val=""/>
+      <w:lvlJc w:val="left"/>
+      <w:pPr>
+        <w:tabs>
+          <w:tab w:val="num" w:pos="1440"/>
+        </w:tabs>
+        <w:ind w:left="1440" w:hanging="360"/>
+      </w:pPr>
+      <w:rPr>
+        <w:rFonts w:ascii="Symbol" w:hAnsi="Symbol" w:hint="default"/>
+        <w:sz w:val="20"/>
+      </w:rPr>
+    </w:lvl>
+    <w:lvl w:ilvl="2" w:tentative="1">
+      <w:start w:val="1"/>
+      <w:numFmt w:val="bullet"/>
+      <w:lvlText w:val=""/>
+      <w:lvlJc w:val="left"/>
+      <w:pPr>
+        <w:tabs>
+          <w:tab w:val="num" w:pos="2160"/>
+        </w:tabs>
+        <w:ind w:left="2160" w:hanging="360"/>
+      </w:pPr>
+      <w:rPr>
+        <w:rFonts w:ascii="Symbol" w:hAnsi="Symbol" w:hint="default"/>
+        <w:sz w:val="20"/>
+      </w:rPr>
+    </w:lvl>
+    <w:lvl w:ilvl="3" w:tentative="1">
+      <w:start w:val="1"/>
+      <w:numFmt w:val="bullet"/>
+      <w:lvlText w:val=""/>
+      <w:lvlJc w:val="left"/>
+      <w:pPr>
+        <w:tabs>
+          <w:tab w:val="num" w:pos="2880"/>
+        </w:tabs>
+        <w:ind w:left="2880" w:hanging="360"/>
+      </w:pPr>
+      <w:rPr>
+        <w:rFonts w:ascii="Symbol" w:hAnsi="Symbol" w:hint="default"/>
+        <w:sz w:val="20"/>
+      </w:rPr>
+    </w:lvl>
+    <w:lvl w:ilvl="4" w:tentative="1">
+      <w:start w:val="1"/>
+      <w:numFmt w:val="bullet"/>
+      <w:lvlText w:val=""/>
+      <w:lvlJc w:val="left"/>
+      <w:pPr>
+        <w:tabs>
+          <w:tab w:val="num" w:pos="3600"/>
+        </w:tabs>
+        <w:ind w:left="3600" w:hanging="360"/>
+      </w:pPr>
+      <w:rPr>
+        <w:rFonts w:ascii="Symbol" w:hAnsi="Symbol" w:hint="default"/>
+        <w:sz w:val="20"/>
+      </w:rPr>
+    </w:lvl>
+    <w:lvl w:ilvl="5" w:tentative="1">
+      <w:start w:val="1"/>
+      <w:numFmt w:val="bullet"/>
+      <w:lvlText w:val=""/>
+      <w:lvlJc w:val="left"/>
+      <w:pPr>
+        <w:tabs>
+          <w:tab w:val="num" w:pos="4320"/>
+        </w:tabs>
+        <w:ind w:left="4320" w:hanging="360"/>
+      </w:pPr>
+      <w:rPr>
+        <w:rFonts w:ascii="Symbol" w:hAnsi="Symbol" w:hint="default"/>
+        <w:sz w:val="20"/>
+      </w:rPr>
+    </w:lvl>
+    <w:lvl w:ilvl="6" w:tentative="1">
+      <w:start w:val="1"/>
+      <w:numFmt w:val="bullet"/>
+      <w:lvlText w:val=""/>
+      <w:lvlJc w:val="left"/>
+      <w:pPr>
+        <w:tabs>
+          <w:tab w:val="num" w:pos="5040"/>
+        </w:tabs>
+        <w:ind w:left="5040" w:hanging="360"/>
+      </w:pPr>
+      <w:rPr>
+        <w:rFonts w:ascii="Symbol" w:hAnsi="Symbol" w:hint="default"/>
+        <w:sz w:val="20"/>
+      </w:rPr>
+    </w:lvl>
+    <w:lvl w:ilvl="7" w:tentative="1">
+      <w:start w:val="1"/>
+      <w:numFmt w:val="bullet"/>
+      <w:lvlText w:val=""/>
+      <w:lvlJc w:val="left"/>
+      <w:pPr>
+        <w:tabs>
+          <w:tab w:val="num" w:pos="5760"/>
+        </w:tabs>
+        <w:ind w:left="5760" w:hanging="360"/>
+      </w:pPr>
+      <w:rPr>
+        <w:rFonts w:ascii="Symbol" w:hAnsi="Symbol" w:hint="default"/>
+        <w:sz w:val="20"/>
+      </w:rPr>
+    </w:lvl>
+    <w:lvl w:ilvl="8" w:tentative="1">
+      <w:start w:val="1"/>
+      <w:numFmt w:val="bullet"/>
+      <w:lvlText w:val=""/>
+      <w:lvlJc w:val="left"/>
+      <w:pPr>
+        <w:tabs>
+          <w:tab w:val="num" w:pos="6480"/>
+        </w:tabs>
+        <w:ind w:left="6480" w:hanging="360"/>
+      </w:pPr>
+      <w:rPr>
+        <w:rFonts w:ascii="Symbol" w:hAnsi="Symbol" w:hint="default"/>
+        <w:sz w:val="20"/>
+      </w:rPr>
+    </w:lvl>
+  </w:abstractNum>
+  <w:abstractNum w:abstractNumId="1" w15:restartNumberingAfterBreak="0">
     <w:nsid w:val="0F084E38"/>
     <w:multiLevelType w:val="multilevel"/>
     <w:tmpl w:val="EF484B8A"/>
@@ -1802,7 +2104,7 @@
       </w:rPr>
     </w:lvl>
   </w:abstractNum>
-  <w:abstractNum w:abstractNumId="1" w15:restartNumberingAfterBreak="0">
+  <w:abstractNum w:abstractNumId="2" w15:restartNumberingAfterBreak="0">
     <w:nsid w:val="189C4CF6"/>
     <w:multiLevelType w:val="multilevel"/>
     <w:tmpl w:val="948C610E"/>
@@ -1951,7 +2253,7 @@
       </w:rPr>
     </w:lvl>
   </w:abstractNum>
-  <w:abstractNum w:abstractNumId="2" w15:restartNumberingAfterBreak="0">
+  <w:abstractNum w:abstractNumId="3" w15:restartNumberingAfterBreak="0">
     <w:nsid w:val="19F62504"/>
     <w:multiLevelType w:val="multilevel"/>
     <w:tmpl w:val="7166ECEC"/>
@@ -2100,7 +2402,7 @@
       </w:rPr>
     </w:lvl>
   </w:abstractNum>
-  <w:abstractNum w:abstractNumId="3" w15:restartNumberingAfterBreak="0">
+  <w:abstractNum w:abstractNumId="4" w15:restartNumberingAfterBreak="0">
     <w:nsid w:val="25C95713"/>
     <w:multiLevelType w:val="multilevel"/>
     <w:tmpl w:val="8CCE5CCA"/>
@@ -2249,7 +2551,7 @@
       </w:rPr>
     </w:lvl>
   </w:abstractNum>
-  <w:abstractNum w:abstractNumId="4" w15:restartNumberingAfterBreak="0">
+  <w:abstractNum w:abstractNumId="5" w15:restartNumberingAfterBreak="0">
     <w:nsid w:val="2CC6509F"/>
     <w:multiLevelType w:val="multilevel"/>
     <w:tmpl w:val="58F41F3A"/>
@@ -2398,7 +2700,7 @@
       </w:rPr>
     </w:lvl>
   </w:abstractNum>
-  <w:abstractNum w:abstractNumId="5" w15:restartNumberingAfterBreak="0">
+  <w:abstractNum w:abstractNumId="6" w15:restartNumberingAfterBreak="0">
     <w:nsid w:val="32EE0AA9"/>
     <w:multiLevelType w:val="multilevel"/>
     <w:tmpl w:val="31F6F85A"/>
@@ -2547,7 +2849,7 @@
       </w:rPr>
     </w:lvl>
   </w:abstractNum>
-  <w:abstractNum w:abstractNumId="6" w15:restartNumberingAfterBreak="0">
+  <w:abstractNum w:abstractNumId="7" w15:restartNumberingAfterBreak="0">
     <w:nsid w:val="366C1DDE"/>
     <w:multiLevelType w:val="multilevel"/>
     <w:tmpl w:val="25D47E34"/>
@@ -2696,7 +2998,7 @@
       </w:rPr>
     </w:lvl>
   </w:abstractNum>
-  <w:abstractNum w:abstractNumId="7" w15:restartNumberingAfterBreak="0">
+  <w:abstractNum w:abstractNumId="8" w15:restartNumberingAfterBreak="0">
     <w:nsid w:val="3DC164FA"/>
     <w:multiLevelType w:val="hybridMultilevel"/>
     <w:tmpl w:val="3446CBAA"/>
@@ -2809,7 +3111,7 @@
       </w:rPr>
     </w:lvl>
   </w:abstractNum>
-  <w:abstractNum w:abstractNumId="8" w15:restartNumberingAfterBreak="0">
+  <w:abstractNum w:abstractNumId="9" w15:restartNumberingAfterBreak="0">
     <w:nsid w:val="40A666CD"/>
     <w:multiLevelType w:val="multilevel"/>
     <w:tmpl w:val="08E0D786"/>
@@ -2958,7 +3260,7 @@
       </w:rPr>
     </w:lvl>
   </w:abstractNum>
-  <w:abstractNum w:abstractNumId="9" w15:restartNumberingAfterBreak="0">
+  <w:abstractNum w:abstractNumId="10" w15:restartNumberingAfterBreak="0">
     <w:nsid w:val="435A2043"/>
     <w:multiLevelType w:val="multilevel"/>
     <w:tmpl w:val="D8442416"/>
@@ -3107,7 +3409,7 @@
       </w:rPr>
     </w:lvl>
   </w:abstractNum>
-  <w:abstractNum w:abstractNumId="10" w15:restartNumberingAfterBreak="0">
+  <w:abstractNum w:abstractNumId="11" w15:restartNumberingAfterBreak="0">
     <w:nsid w:val="4A1C4DE3"/>
     <w:multiLevelType w:val="multilevel"/>
     <w:tmpl w:val="9014FB3A"/>
@@ -3256,7 +3558,7 @@
       </w:rPr>
     </w:lvl>
   </w:abstractNum>
-  <w:abstractNum w:abstractNumId="11" w15:restartNumberingAfterBreak="0">
+  <w:abstractNum w:abstractNumId="12" w15:restartNumberingAfterBreak="0">
     <w:nsid w:val="4C830475"/>
     <w:multiLevelType w:val="multilevel"/>
     <w:tmpl w:val="6D3CF166"/>
@@ -3405,7 +3707,7 @@
       </w:rPr>
     </w:lvl>
   </w:abstractNum>
-  <w:abstractNum w:abstractNumId="12" w15:restartNumberingAfterBreak="0">
+  <w:abstractNum w:abstractNumId="13" w15:restartNumberingAfterBreak="0">
     <w:nsid w:val="4CC02022"/>
     <w:multiLevelType w:val="multilevel"/>
     <w:tmpl w:val="F7E0EEC0"/>
@@ -3554,7 +3856,7 @@
       </w:rPr>
     </w:lvl>
   </w:abstractNum>
-  <w:abstractNum w:abstractNumId="13" w15:restartNumberingAfterBreak="0">
+  <w:abstractNum w:abstractNumId="14" w15:restartNumberingAfterBreak="0">
     <w:nsid w:val="555E450F"/>
     <w:multiLevelType w:val="multilevel"/>
     <w:tmpl w:val="1EB44892"/>
@@ -3703,7 +4005,7 @@
       </w:rPr>
     </w:lvl>
   </w:abstractNum>
-  <w:abstractNum w:abstractNumId="14" w15:restartNumberingAfterBreak="0">
+  <w:abstractNum w:abstractNumId="15" w15:restartNumberingAfterBreak="0">
     <w:nsid w:val="60EA3944"/>
     <w:multiLevelType w:val="multilevel"/>
     <w:tmpl w:val="4F2EEE2A"/>
@@ -3852,7 +4154,7 @@
       </w:rPr>
     </w:lvl>
   </w:abstractNum>
-  <w:abstractNum w:abstractNumId="15" w15:restartNumberingAfterBreak="0">
+  <w:abstractNum w:abstractNumId="16" w15:restartNumberingAfterBreak="0">
     <w:nsid w:val="68BD55F1"/>
     <w:multiLevelType w:val="multilevel"/>
     <w:tmpl w:val="B152039E"/>
@@ -4001,7 +4303,7 @@
       </w:rPr>
     </w:lvl>
   </w:abstractNum>
-  <w:abstractNum w:abstractNumId="16" w15:restartNumberingAfterBreak="0">
+  <w:abstractNum w:abstractNumId="17" w15:restartNumberingAfterBreak="0">
     <w:nsid w:val="6E2A1224"/>
     <w:multiLevelType w:val="multilevel"/>
     <w:tmpl w:val="5010D820"/>
@@ -4151,55 +4453,58 @@
     </w:lvl>
   </w:abstractNum>
   <w:num w:numId="1" w16cid:durableId="10840429">
+    <w:abstractNumId w:val="8"/>
+  </w:num>
+  <w:num w:numId="2" w16cid:durableId="165025425">
     <w:abstractNumId w:val="7"/>
   </w:num>
-  <w:num w:numId="2" w16cid:durableId="165025425">
+  <w:num w:numId="3" w16cid:durableId="1583638142">
+    <w:abstractNumId w:val="17"/>
+  </w:num>
+  <w:num w:numId="4" w16cid:durableId="294261582">
     <w:abstractNumId w:val="6"/>
   </w:num>
-  <w:num w:numId="3" w16cid:durableId="1583638142">
+  <w:num w:numId="5" w16cid:durableId="778985002">
+    <w:abstractNumId w:val="12"/>
+  </w:num>
+  <w:num w:numId="6" w16cid:durableId="1907567343">
+    <w:abstractNumId w:val="10"/>
+  </w:num>
+  <w:num w:numId="7" w16cid:durableId="1313753987">
+    <w:abstractNumId w:val="11"/>
+  </w:num>
+  <w:num w:numId="8" w16cid:durableId="1808741426">
+    <w:abstractNumId w:val="3"/>
+  </w:num>
+  <w:num w:numId="9" w16cid:durableId="73094060">
+    <w:abstractNumId w:val="4"/>
+  </w:num>
+  <w:num w:numId="10" w16cid:durableId="712273545">
+    <w:abstractNumId w:val="5"/>
+  </w:num>
+  <w:num w:numId="11" w16cid:durableId="1748769484">
+    <w:abstractNumId w:val="9"/>
+  </w:num>
+  <w:num w:numId="12" w16cid:durableId="1855149820">
+    <w:abstractNumId w:val="13"/>
+  </w:num>
+  <w:num w:numId="13" w16cid:durableId="869954634">
+    <w:abstractNumId w:val="14"/>
+  </w:num>
+  <w:num w:numId="14" w16cid:durableId="926957652">
+    <w:abstractNumId w:val="1"/>
+  </w:num>
+  <w:num w:numId="15" w16cid:durableId="1744713370">
+    <w:abstractNumId w:val="2"/>
+  </w:num>
+  <w:num w:numId="16" w16cid:durableId="526211964">
     <w:abstractNumId w:val="16"/>
   </w:num>
-  <w:num w:numId="4" w16cid:durableId="294261582">
-    <w:abstractNumId w:val="5"/>
-  </w:num>
-  <w:num w:numId="5" w16cid:durableId="778985002">
-    <w:abstractNumId w:val="11"/>
-  </w:num>
-  <w:num w:numId="6" w16cid:durableId="1907567343">
-    <w:abstractNumId w:val="9"/>
-  </w:num>
-  <w:num w:numId="7" w16cid:durableId="1313753987">
-    <w:abstractNumId w:val="10"/>
-  </w:num>
-  <w:num w:numId="8" w16cid:durableId="1808741426">
-    <w:abstractNumId w:val="2"/>
-  </w:num>
-  <w:num w:numId="9" w16cid:durableId="73094060">
-    <w:abstractNumId w:val="3"/>
-  </w:num>
-  <w:num w:numId="10" w16cid:durableId="712273545">
-    <w:abstractNumId w:val="4"/>
-  </w:num>
-  <w:num w:numId="11" w16cid:durableId="1748769484">
-    <w:abstractNumId w:val="8"/>
-  </w:num>
-  <w:num w:numId="12" w16cid:durableId="1855149820">
-    <w:abstractNumId w:val="12"/>
-  </w:num>
-  <w:num w:numId="13" w16cid:durableId="869954634">
-    <w:abstractNumId w:val="13"/>
-  </w:num>
-  <w:num w:numId="14" w16cid:durableId="926957652">
-    <w:abstractNumId w:val="0"/>
-  </w:num>
-  <w:num w:numId="15" w16cid:durableId="1744713370">
-    <w:abstractNumId w:val="1"/>
-  </w:num>
-  <w:num w:numId="16" w16cid:durableId="526211964">
+  <w:num w:numId="17" w16cid:durableId="676999979">
     <w:abstractNumId w:val="15"/>
   </w:num>
-  <w:num w:numId="17" w16cid:durableId="676999979">
-    <w:abstractNumId w:val="14"/>
+  <w:num w:numId="18" w16cid:durableId="1215266444">
+    <w:abstractNumId w:val="0"/>
   </w:num>
 </w:numbering>
 </file>
@@ -4807,7 +5112,6 @@
   <w:style w:type="character" w:default="1" w:styleId="a0">
     <w:name w:val="Default Paragraph Font"/>
     <w:uiPriority w:val="1"/>
-    <w:semiHidden/>
     <w:unhideWhenUsed/>
   </w:style>
   <w:style w:type="table" w:default="1" w:styleId="a1">
